--- a/Templates/шаблоны актов без залогов/юр ВКЛ в РТК наблюдение/Наблюдение ВКЛ в РТК.docx
+++ b/Templates/шаблоны актов без залогов/юр ВКЛ в РТК наблюдение/Наблюдение ВКЛ в РТК.docx
@@ -359,6 +359,9 @@
         </w:rPr>
       </w:pPr>
       <w:r>
+        <w:rPr>
+          <w:rFonts w:ascii="Times New Roman" w:hAnsi="Times New Roman" w:cs="Times New Roman"/>
+        </w:rPr>
         <w:t>Арбитражный суд Ростовской области в составе судьи [415], рассмотрев  заявление [989] (ОГРН [990], ИНН [991]) о включении требований в реестр кредиторов в рамках дела о несостоятельности (банкротстве) общества с ограниченной ответственностью «[2]» (ОГРН [3], ИНН [4], [6])</w:t>
       </w:r>
     </w:p>
@@ -425,20 +428,7 @@
         <w:rPr>
           <w:rFonts w:ascii="Times New Roman" w:eastAsia="Times New Roman" w:hAnsi="Times New Roman" w:cs="Times New Roman"/>
         </w:rPr>
-        <w:t xml:space="preserve"> </w:t>
-      </w:r>
-      <w:r>
-        <w:rPr>
-          <w:rFonts w:ascii="Times New Roman" w:eastAsia="Times New Roman" w:hAnsi="Times New Roman"/>
-          <w:b/>
-        </w:rPr>
-        <w:t>[8]</w:t>
-      </w:r>
-      <w:r>
-        <w:rPr>
-          <w:rFonts w:ascii="Times New Roman" w:eastAsia="Times New Roman" w:hAnsi="Times New Roman" w:cs="Times New Roman"/>
-        </w:rPr>
-        <w:t xml:space="preserve"> из числа членов саморегулируемой организации – </w:t>
+        <w:t xml:space="preserve"> [8] из числа членов саморегулируемой организации – </w:t>
       </w:r>
       <w:r>
         <w:rPr>
@@ -466,7 +456,15 @@
         <w:rPr>
           <w:rFonts w:ascii="Times New Roman" w:eastAsia="Times New Roman" w:hAnsi="Times New Roman" w:cs="Times New Roman"/>
         </w:rPr>
-        <w:t xml:space="preserve">Сведения о введении процедуры опубликованы на сайте ЕФРСБ сообщение </w:t>
+        <w:t xml:space="preserve">Сведения о введении процедуры </w:t>
+      </w:r>
+      <w:bookmarkStart w:id="0" w:name="_GoBack"/>
+      <w:bookmarkEnd w:id="0"/>
+      <w:r>
+        <w:rPr>
+          <w:rFonts w:ascii="Times New Roman" w:eastAsia="Times New Roman" w:hAnsi="Times New Roman" w:cs="Times New Roman"/>
+        </w:rPr>
+        <w:t xml:space="preserve">опубликованы на сайте ЕФРСБ сообщение </w:t>
       </w:r>
       <w:r>
         <w:rPr>
@@ -478,20 +476,7 @@
         <w:rPr>
           <w:rFonts w:ascii="Times New Roman" w:eastAsia="Times New Roman" w:hAnsi="Times New Roman" w:cs="Times New Roman"/>
         </w:rPr>
-        <w:t xml:space="preserve"> (сообщение №)</w:t>
-      </w:r>
-      <w:r>
-        <w:rPr>
-          <w:rFonts w:ascii="Times New Roman" w:eastAsia="Times New Roman" w:hAnsi="Times New Roman"/>
-          <w:b/>
-        </w:rPr>
-        <w:t>[9]</w:t>
-      </w:r>
-      <w:r>
-        <w:rPr>
-          <w:rFonts w:ascii="Times New Roman" w:eastAsia="Times New Roman" w:hAnsi="Times New Roman" w:cs="Times New Roman"/>
-        </w:rPr>
-        <w:t>.</w:t>
+        <w:t xml:space="preserve"> (сообщение №)[9].</w:t>
       </w:r>
     </w:p>
     <w:p>
@@ -504,7 +489,24 @@
         </w:rPr>
       </w:pPr>
       <w:r>
-        <w:t>В арбитражный суд [554] поступило (посредством сервиса подачи документов в электронном виде «Мой арбитр») заявление «[989]» о включении в третью очередь реестра требований кредиторов должника задолженности в размере  [12] руб., из которых: [13] руб. – просроченный основной долг, [14] руб. - просроченные проценты, [15] руб. - неустойка.</w:t>
+        <w:rPr>
+          <w:rFonts w:ascii="Times New Roman" w:hAnsi="Times New Roman" w:cs="Times New Roman"/>
+        </w:rPr>
+        <w:t xml:space="preserve">В арбитражный суд [554] поступило (посредством сервиса подачи документов в электронном виде «Мой арбитр») заявление «[989]» о включении в третью очередь </w:t>
+      </w:r>
+      <w:proofErr w:type="gramStart"/>
+      <w:r>
+        <w:rPr>
+          <w:rFonts w:ascii="Times New Roman" w:hAnsi="Times New Roman" w:cs="Times New Roman"/>
+        </w:rPr>
+        <w:t>реестра требований кредиторов должника задолженности</w:t>
+      </w:r>
+      <w:proofErr w:type="gramEnd"/>
+      <w:r>
+        <w:rPr>
+          <w:rFonts w:ascii="Times New Roman" w:hAnsi="Times New Roman" w:cs="Times New Roman"/>
+        </w:rPr>
+        <w:t xml:space="preserve"> в размере  [12] руб., из которых: [13] руб. – просроченный основной долг, [14] руб. - просроченные проценты, [15] руб. - неустойка.</w:t>
       </w:r>
     </w:p>
     <w:p>
@@ -555,7 +557,24 @@
         </w:rPr>
       </w:pPr>
       <w:r>
-        <w:t>В обоснование заявленных требований кредитор указал, что [989] и ООО «[2]» (далее – должник) заключили кредитный договор от [100] № [110], кредитный договор от [101] № [111], кредитный договор от [102] № [112], кредитный договор от [103] № [113], кредитный договор от [104] № [114], договор поручительства от [105] № [115] [992].</w:t>
+        <w:rPr>
+          <w:rFonts w:ascii="Times New Roman" w:hAnsi="Times New Roman" w:cs="Times New Roman"/>
+        </w:rPr>
+        <w:t xml:space="preserve">В обоснование заявленных требований кредитор указал, что [989] и ООО «[2]» (далее – должник) заключили кредитный договор от [100] № [110], кредитный договор от [101] № [111], кредитный договор от [102] № [112], кредитный договор от [103] № [113], кредитный договор </w:t>
+      </w:r>
+      <w:proofErr w:type="gramStart"/>
+      <w:r>
+        <w:rPr>
+          <w:rFonts w:ascii="Times New Roman" w:hAnsi="Times New Roman" w:cs="Times New Roman"/>
+        </w:rPr>
+        <w:t>от</w:t>
+      </w:r>
+      <w:proofErr w:type="gramEnd"/>
+      <w:r>
+        <w:rPr>
+          <w:rFonts w:ascii="Times New Roman" w:hAnsi="Times New Roman" w:cs="Times New Roman"/>
+        </w:rPr>
+        <w:t xml:space="preserve"> [104] № [114], договор поручительства от [105] № [115] [992].</w:t>
       </w:r>
     </w:p>
     <w:p>
@@ -625,13 +644,18 @@
         <w:ind w:firstLine="720"/>
         <w:contextualSpacing/>
         <w:jc w:val="both"/>
+        <w:rPr>
+          <w:rFonts w:ascii="Times New Roman" w:hAnsi="Times New Roman" w:cs="Times New Roman"/>
+        </w:rPr>
       </w:pPr>
+      <w:proofErr w:type="gramStart"/>
       <w:r>
         <w:rPr>
           <w:rFonts w:ascii="Times New Roman" w:eastAsia="Times New Roman" w:hAnsi="Times New Roman" w:cs="Times New Roman"/>
         </w:rPr>
         <w:t>В соответствии со статьей 819 Гражданского кодекса Российской Федерации по кредитному договору банк или иная кредитная организация (кредитор) обязуются предоставить денежные средства (кредит) заемщику в размере и на условиях, предусмотренных договором, а заемщик обязуется возвратить полученную денежную сумму и уплатить проценты за пользование ею, а также предусмотренные кредитным договором иные платежи, в том числе связанные с предоставлением кредита.</w:t>
       </w:r>
+      <w:proofErr w:type="gramEnd"/>
     </w:p>
     <w:p>
       <w:pPr>
@@ -654,6 +678,9 @@
         <w:ind w:firstLine="720"/>
         <w:contextualSpacing/>
         <w:jc w:val="both"/>
+        <w:rPr>
+          <w:rFonts w:ascii="Times New Roman" w:hAnsi="Times New Roman" w:cs="Times New Roman"/>
+        </w:rPr>
       </w:pPr>
       <w:r>
         <w:rPr>
@@ -698,6 +725,9 @@
         <w:ind w:firstLine="720"/>
         <w:contextualSpacing/>
         <w:jc w:val="both"/>
+        <w:rPr>
+          <w:rFonts w:ascii="Times New Roman" w:hAnsi="Times New Roman" w:cs="Times New Roman"/>
+        </w:rPr>
       </w:pPr>
       <w:r>
         <w:rPr>
@@ -791,6 +821,9 @@
         <w:ind w:firstLine="720"/>
         <w:contextualSpacing/>
         <w:jc w:val="both"/>
+        <w:rPr>
+          <w:rFonts w:ascii="Times New Roman" w:hAnsi="Times New Roman" w:cs="Times New Roman"/>
+        </w:rPr>
       </w:pPr>
       <w:r>
         <w:rPr>
@@ -922,6 +955,9 @@
         </w:rPr>
       </w:pPr>
       <w:r>
+        <w:rPr>
+          <w:rFonts w:ascii="Times New Roman" w:hAnsi="Times New Roman" w:cs="Times New Roman"/>
+        </w:rPr>
         <w:t>Включить требование [989] (ИНН [991], ОГРН [990], адрес регистрации: [988]) [12] руб., из которых: [13] руб. – просроченный основной долг, [14] руб. - просроченные проценты, [15] руб. - неустойка, в третью очередь реестра требований кредиторов должника.</w:t>
       </w:r>
     </w:p>
@@ -958,8 +994,15 @@
         <w:ind w:firstLine="720"/>
         <w:contextualSpacing/>
         <w:jc w:val="both"/>
+        <w:rPr>
+          <w:rFonts w:ascii="Times New Roman" w:hAnsi="Times New Roman" w:cs="Times New Roman"/>
+        </w:rPr>
       </w:pPr>
       <w:r>
+        <w:rPr>
+          <w:rFonts w:ascii="Times New Roman" w:hAnsi="Times New Roman" w:cs="Times New Roman"/>
+        </w:rPr>
+        <w:lastRenderedPageBreak/>
         <w:t>Судебные расходы по уплате государственной пошлины в размере  [16] рубля, подлежащие взысканию с ООО «[2]» (ОГРН [3], ИНН [4], [6]) в пользу [989], учесть в реестре требований кредиторов применительно к пункту 3 статьи 137 Федерального закона от 26.10.2002 № 127-ФЗ «О несостоятельности (банкротстве)».</w:t>
       </w:r>
     </w:p>
@@ -1101,8 +1144,6 @@
             </w:r>
           </w:p>
         </w:tc>
-        <w:bookmarkStart w:id="0" w:name="_GoBack"/>
-        <w:bookmarkEnd w:id="0"/>
       </w:tr>
     </w:tbl>
     <w:p>
@@ -1118,6 +1159,16 @@
     </w:p>
     <w:p>
       <w:pPr>
+        <w:rPr>
+          <w:rFonts w:ascii="Times New Roman" w:hAnsi="Times New Roman" w:cs="Times New Roman"/>
+        </w:rPr>
+      </w:pPr>
+    </w:p>
+    <w:p>
+      <w:pPr>
+        <w:ind w:firstLine="720"/>
+        <w:contextualSpacing/>
+        <w:jc w:val="both"/>
         <w:rPr>
           <w:rFonts w:ascii="Times New Roman" w:hAnsi="Times New Roman" w:cs="Times New Roman"/>
         </w:rPr>

--- a/Templates/шаблоны актов без залогов/юр ВКЛ в РТК наблюдение/Наблюдение ВКЛ в РТК.docx
+++ b/Templates/шаблоны актов без залогов/юр ВКЛ в РТК наблюдение/Наблюдение ВКЛ в РТК.docx
@@ -958,7 +958,7 @@
         <w:rPr>
           <w:rFonts w:ascii="Times New Roman" w:hAnsi="Times New Roman" w:cs="Times New Roman"/>
         </w:rPr>
-        <w:t>Включить требование [989] (ИНН [991], ОГРН [990], адрес регистрации: [988]) [12] руб., из которых: [13] руб. – просроченный основной долг, [14] руб. - просроченные проценты, [15] руб. - неустойка, в третью очередь реестра требований кредиторов должника.</w:t>
+        <w:t>Включить требование [989] (ИНН [991], ОГРН [990], адрес регистрации: [988]) в размере [12] руб., из которых: [13] руб. – просроченный основной долг, [14] руб. - просроченные проценты, [15] руб. - неустойка, в третью очередь реестра требований кредиторов должника.</w:t>
       </w:r>
     </w:p>
     <w:p>
